--- a/Submission #19152_CORRECTED/Title_Page.docx
+++ b/Submission #19152_CORRECTED/Title_Page.docx
@@ -61,35 +61,26 @@
         <w:pStyle w:val="FirstParagraph"/>
       </w:pPr>
       <w:r>
-        <w:t xml:space="preserve">Tai-An Lee, MD</w:t>
+        <w:t>Tai-An Lee, MD1,†; Yu-Ling Wang2,†; Jen-Tao Lin3; Po-Ming Chen4,5; Chia-Ching Chen, MD1,6,*</w:t>
       </w:r>
       <w:r>
         <w:rPr>
           <w:vertAlign w:val="superscript"/>
         </w:rPr>
-        <w:t xml:space="preserve">1,†</w:t>
-      </w:r>
-      <w:r>
-        <w:t xml:space="preserve">; Yu-Ling Wang</w:t>
-      </w:r>
+      </w:r>
+      <w:r/>
       <w:r>
         <w:rPr>
           <w:vertAlign w:val="superscript"/>
         </w:rPr>
-        <w:t xml:space="preserve">2,†</w:t>
-      </w:r>
-      <w:r>
-        <w:t xml:space="preserve">; Jen-Tao Wang</w:t>
-      </w:r>
+      </w:r>
+      <w:r/>
       <w:r>
         <w:rPr>
           <w:vertAlign w:val="superscript"/>
         </w:rPr>
-        <w:t xml:space="preserve">3</w:t>
-      </w:r>
-      <w:r>
-        <w:t xml:space="preserve">; Chia-Ching Chen, MD^4,*^</w:t>
-      </w:r>
+      </w:r>
+      <w:r/>
     </w:p>
     <w:p>
       <w:pPr>
@@ -129,59 +120,34 @@
         <w:rPr>
           <w:vertAlign w:val="superscript"/>
         </w:rPr>
-        <w:t xml:space="preserve">1</w:t>
-      </w:r>
-      <w:r>
-        <w:t xml:space="preserve"> </w:t>
-      </w:r>
-      <w:r>
-        <w:t xml:space="preserve">Department of Emergency Medicine, Chang Bing Show Chwan Memorial Hospital, Changhua, Taiwan</w:t>
-      </w:r>
-      <w:r>
-        <w:t xml:space="preserve"> </w:t>
-      </w:r>
+        <w:t>1 Department of Emergency Medicine, Chang Bing Show Chwan Memorial Hospital, Changhua, Taiwan 2 Department of Gastroenterology, Chang Bing Show Chwan Memorial Hospital, Changhua, Taiwan 3 Department of Surgery, Show Chwan Memorial Hospital, Changhua, Taiwan, R.O.C. 4 Research Assistant Center, Show Chwan Memorial Hospital, Changhua, Taiwan 5 Department of Nursing, Central Taiwan University of Science and Technology, Taichung, Taiwan 6 Institute for Research into Cancer of the Digestive System (IRCAD) - Taiwan and Asian Institute of TeleSurgery, Show Chwan Health Care System, Changhua, Taiwan</w:t>
+      </w:r>
+      <w:r/>
+      <w:r/>
+      <w:r/>
       <w:r>
         <w:rPr>
           <w:vertAlign w:val="superscript"/>
         </w:rPr>
-        <w:t xml:space="preserve">2</w:t>
-      </w:r>
-      <w:r>
-        <w:t xml:space="preserve"> </w:t>
-      </w:r>
-      <w:r>
-        <w:t xml:space="preserve">Department of Gastroenterology, Chang Bing Show Chwan Memorial Hospital, Changhua, Taiwan</w:t>
-      </w:r>
-      <w:r>
-        <w:t xml:space="preserve"> </w:t>
-      </w:r>
+      </w:r>
+      <w:r/>
+      <w:r/>
+      <w:r/>
       <w:r>
         <w:rPr>
           <w:vertAlign w:val="superscript"/>
         </w:rPr>
-        <w:t xml:space="preserve">3</w:t>
-      </w:r>
-      <w:r>
-        <w:t xml:space="preserve"> </w:t>
-      </w:r>
-      <w:r>
-        <w:t xml:space="preserve">Department of Surgery, Show Chwan Memorial Hospital, Changhua, Taiwan</w:t>
-      </w:r>
-      <w:r>
-        <w:t xml:space="preserve"> </w:t>
-      </w:r>
+      </w:r>
+      <w:r/>
+      <w:r/>
+      <w:r/>
       <w:r>
         <w:rPr>
           <w:vertAlign w:val="superscript"/>
         </w:rPr>
-        <w:t xml:space="preserve">4</w:t>
-      </w:r>
-      <w:r>
-        <w:t xml:space="preserve"> </w:t>
-      </w:r>
-      <w:r>
-        <w:t xml:space="preserve">Department of Emergency Medicine, Changhua Show Chwan Memorial Hospital, Changhua, Taiwan</w:t>
-      </w:r>
+      </w:r>
+      <w:r/>
+      <w:r/>
     </w:p>
     <w:bookmarkEnd w:id="12"/>
     <w:bookmarkStart w:id="13" w:name="corresponding-author"/>
@@ -198,32 +164,16 @@
         <w:pStyle w:val="FirstParagraph"/>
       </w:pPr>
       <w:r>
-        <w:t xml:space="preserve">Chia-Ching Chen, MD</w:t>
-      </w:r>
-      <w:r>
-        <w:t xml:space="preserve"> </w:t>
-      </w:r>
-      <w:r>
-        <w:t xml:space="preserve">Department of Emergency Medicine</w:t>
-      </w:r>
-      <w:r>
-        <w:t xml:space="preserve"> </w:t>
-      </w:r>
-      <w:r>
-        <w:t xml:space="preserve">Changhua Show Chwan Memorial Hospital</w:t>
-      </w:r>
-      <w:r>
-        <w:t xml:space="preserve"> </w:t>
-      </w:r>
-      <w:r>
-        <w:t xml:space="preserve">No. 542, Sec. 1, Zhongshan Rd., Changhua City, Changhua County 500, Taiwan</w:t>
-      </w:r>
-      <w:r>
-        <w:t xml:space="preserve"> </w:t>
-      </w:r>
-      <w:r>
-        <w:t xml:space="preserve">Email: c11g@hotmail.com</w:t>
-      </w:r>
+        <w:t>Chia-Ching Chen, MD Department of Emergency Medicine Chang Bing Show Chwan Memorial Hospital No. 6 Lugong Road, Lukang Township, Changhua County, Taiwan, ROC Email: c11g@hotmail.com</w:t>
+      </w:r>
+      <w:r/>
+      <w:r/>
+      <w:r/>
+      <w:r/>
+      <w:r/>
+      <w:r/>
+      <w:r/>
+      <w:r/>
     </w:p>
     <w:bookmarkEnd w:id="13"/>
     <w:bookmarkStart w:id="14" w:name="orcid"/>
@@ -240,26 +190,14 @@
         <w:pStyle w:val="FirstParagraph"/>
       </w:pPr>
       <w:r>
-        <w:t xml:space="preserve">Tai-An Lee: [insert ORCID]</w:t>
-      </w:r>
-      <w:r>
-        <w:t xml:space="preserve"> </w:t>
-      </w:r>
-      <w:r>
-        <w:t xml:space="preserve">Yu-Ling Wang: [insert ORCID]</w:t>
-      </w:r>
-      <w:r>
-        <w:t xml:space="preserve"> </w:t>
-      </w:r>
-      <w:r>
-        <w:t xml:space="preserve">Jen-Tao Wang: [insert ORCID]</w:t>
-      </w:r>
-      <w:r>
-        <w:t xml:space="preserve"> </w:t>
-      </w:r>
-      <w:r>
-        <w:t xml:space="preserve">Chia-Ching Chen: 0000-0002-0898-8696</w:t>
-      </w:r>
+        <w:t>Tai-An Lee: [insert ORCID] Yu-Ling Wang: [insert ORCID] Jen-Tao Lin: [insert ORCID] Po-Ming Chen: [insert ORCID] Chia-Ching Chen: 0000-0002-0898-8696</w:t>
+      </w:r>
+      <w:r/>
+      <w:r/>
+      <w:r/>
+      <w:r/>
+      <w:r/>
+      <w:r/>
     </w:p>
     <w:bookmarkEnd w:id="14"/>
     <w:bookmarkStart w:id="15" w:name="word-count"/>
@@ -410,7 +348,7 @@
         <w:pStyle w:val="FirstParagraph"/>
       </w:pPr>
       <w:r>
-        <w:t xml:space="preserve">T.A.L. and Y.L.W. contributed equally to this work and share first authorship. C.C.C. conceived and designed the study, developed and ran the search strategy, performed data extraction and the statistical analyses, and drafted the manuscript; C.C.C. also performed title/abstract screening and adjudicated the full-text eligibility decisions by consensus. Y.L.W. performed title/abstract screening and full-text eligibility screening, contributed to data extraction, and critically revised the manuscript. T.A.L. performed full-text eligibility screening and risk-of-bias assessment, contributed to data extraction, and critically revised the manuscript. J.T.W. assisted with data verification and critically revised the manuscript. All authors read and approved the final version.</w:t>
+        <w:t>T.A.L. and Y.L.W. contributed equally to this work and share first authorship. C.C.C. conceived and designed the study, developed and ran the search strategy, performed data extraction and the statistical analyses, and drafted the manuscript; C.C.C. also performed title/abstract screening and adjudicated the full-text eligibility decisions by consensus. Y.L.W. performed title/abstract screening and full-text eligibility screening, contributed to data extraction, and critically revised the manuscript. T.A.L. performed full-text eligibility screening and risk-of-bias assessment, contributed to data extraction, and critically revised the manuscript. J.T.L. assisted with data verification and critically revised the manuscript. P.M.C. assisted with data verification and manuscript revision. All authors read and approved the final version.</w:t>
       </w:r>
     </w:p>
     <w:bookmarkEnd w:id="20"/>
